--- a/data/human_paras/human_para_95.docx
+++ b/data/human_paras/human_para_95.docx
@@ -4,7 +4,7 @@
   <w:body>
     <w:p>
       <w:r>
-        <w:t>1.The roles of women in Africa are changing. Sundiata provides that gender roles are specific and defined in the Malian society with the roles of women being cooking meals, taking care of the children and in the aspect of farming, taking care of livestock with men responsible for providing what to cook with and maintaining the house’s structure among others. The book depicts that women are seen as unequal to men and are defined only in relation to the positions men they are attached with holds. The book maintains that people in the society are polygamous in nature and is a patriarchic society with little powers and rights to women and are not allowed to hold any official position.</w:t>
+        <w:t>## 3. .Elizabeth’s realization that the divine is within her started as a result of her hallucinations and thinking that someone always visited her hut in the night before she slept. The book describes her first experience like “she had just blown out the light when she had the sudden feeling that someone had entered the room…there was a swift flow of air through the room and whatever it was, moved and sat on the chair. The chair creaked slightly. Alarmed, she swung around and lit the candle. The chair was empty” (Ref-s960210). These experiences continued for several nights with several dreams and an encounter with two beings, Dan and Sello whom she realtes with not on a physical level but telepathic level.</w:t>
       </w:r>
     </w:p>
     <w:sectPr>
